--- a/public/Greencoat_Return_to_Work_Interview_Record_Mar2026.docx
+++ b/public/Greencoat_Return_to_Work_Interview_Record_Mar2026.docx
@@ -14,7 +14,7 @@
         <w:rPr>
           <w:rFonts w:asciiTheme="minorHAnsi" w:hAnsiTheme="minorHAnsi" w:cstheme="minorHAnsi"/>
         </w:rPr>
-        <w:t>Return to Work Interview Record (example)</w:t>
+        <w:t>Return to Work Interview Record</w:t>
       </w:r>
       <w:bookmarkEnd w:id="0"/>
     </w:p>
